--- a/extrakty/doc/TC278WG4/extract_21219-23_(2021).docx
+++ b/extrakty/doc/TC278WG4/extract_21219-23_(2021).docx
@@ -82,17 +82,13 @@
         <w:sdtPr>
           <w:tag w:val="goog_rdk_0"/>
         </w:sdtPr>
-        <w:sdtContent>
-          <w:commentRangeStart w:id="0"/>
-        </w:sdtContent>
+        <w:sdtContent/>
       </w:sdt>
       <w:sdt>
         <w:sdtPr>
           <w:tag w:val="goog_rdk_1"/>
         </w:sdtPr>
-        <w:sdtContent>
-          <w:commentRangeStart w:id="1"/>
-        </w:sdtContent>
+        <w:sdtContent/>
       </w:sdt>
       <w:r>
         <w:rPr>
@@ -103,14 +99,6 @@
           <w:rtl w:val="0"/>
         </w:rPr>
         <w:t xml:space="preserve">EXTRAKT z technické specifikace ISO</w:t>
-      </w:r>
-      <w:commentRangeEnd w:id="0"/>
-      <w:r>
-        <w:commentReference w:id="0"/>
-      </w:r>
-      <w:commentRangeEnd w:id="1"/>
-      <w:r>
-        <w:commentReference w:id="1"/>
       </w:r>
       <w:r>
         <w:rPr>
@@ -2505,7 +2493,7 @@
           <w:szCs w:val="18"/>
           <w:rtl w:val="0"/>
         </w:rPr>
-        <w:t xml:space="preserve">Obrázek 3 - Ukázka části struktury PredefConnection (tabula 18 normy)</w:t>
+        <w:t xml:space="preserve">Obrázek 3 - Ukázka části struktury PredefConnection (tabulka 18 normy)</w:t>
       </w:r>
       <w:r>
         <w:rPr>
@@ -6466,120 +6454,6 @@
     </w:sectPr>
   </w:body>
 </w:document>
-</file>
-
-<file path=word/comments.xml><?xml version="1.0" encoding="utf-8"?>
-<w:comments xmlns:mc="http://schemas.openxmlformats.org/markup-compatibility/2006" xmlns:o="urn:schemas-microsoft-com:office:office" xmlns:r="http://schemas.openxmlformats.org/officeDocument/2006/relationships" xmlns:m="http://schemas.openxmlformats.org/officeDocument/2006/math" xmlns:v="urn:schemas-microsoft-com:vml" xmlns:wp="http://schemas.openxmlformats.org/drawingml/2006/wordprocessingDrawing" xmlns:w10="urn:schemas-microsoft-com:office:word" xmlns:w="http://schemas.openxmlformats.org/wordprocessingml/2006/main" xmlns:wne="http://schemas.microsoft.com/office/word/2006/wordml" xmlns:sl="http://schemas.openxmlformats.org/schemaLibrary/2006/main" xmlns:a="http://schemas.openxmlformats.org/drawingml/2006/main" xmlns:pic="http://schemas.openxmlformats.org/drawingml/2006/picture" xmlns:c="http://schemas.openxmlformats.org/drawingml/2006/chart" xmlns:lc="http://schemas.openxmlformats.org/drawingml/2006/lockedCanvas" xmlns:dgm="http://schemas.openxmlformats.org/drawingml/2006/diagram" xmlns:wps="http://schemas.microsoft.com/office/word/2010/wordprocessingShape" xmlns:wpg="http://schemas.microsoft.com/office/word/2010/wordprocessingGroup" xmlns:w14="http://schemas.microsoft.com/office/word/2010/wordml" xmlns:w15="http://schemas.microsoft.com/office/word/2012/wordml">
-  <w:comment w:author="Petr Bureš" w:id="0" w:date="2022-02-28T12:32:30Z">
-    <w:p>
-      <w:pPr>
-        <w:keepNext w:val="0"/>
-        <w:keepLines w:val="0"/>
-        <w:pageBreakBefore w:val="0"/>
-        <w:widowControl w:val="0"/>
-        <w:pBdr>
-          <w:top w:space="0" w:sz="0" w:val="nil"/>
-          <w:left w:space="0" w:sz="0" w:val="nil"/>
-          <w:bottom w:space="0" w:sz="0" w:val="nil"/>
-          <w:right w:space="0" w:sz="0" w:val="nil"/>
-          <w:between w:space="0" w:sz="0" w:val="nil"/>
-        </w:pBdr>
-        <w:shd w:fill="auto" w:val="clear"/>
-        <w:spacing w:after="0" w:before="0" w:line="240" w:lineRule="auto"/>
-        <w:ind w:left="0" w:right="0" w:firstLine="0"/>
-        <w:jc w:val="left"/>
-        <w:rPr>
-          <w:rFonts w:ascii="Arial" w:cs="Arial" w:eastAsia="Arial" w:hAnsi="Arial"/>
-          <w:b w:val="0"/>
-          <w:i w:val="0"/>
-          <w:smallCaps w:val="0"/>
-          <w:strike w:val="0"/>
-          <w:color w:val="000000"/>
-          <w:sz w:val="22"/>
-          <w:szCs w:val="22"/>
-          <w:u w:val="none"/>
-          <w:shd w:fill="auto" w:val="clear"/>
-          <w:vertAlign w:val="baseline"/>
-        </w:rPr>
-      </w:pPr>
-      <w:r>
-        <w:rPr>
-          <w:rFonts w:ascii="Arial" w:cs="Arial" w:eastAsia="Arial" w:hAnsi="Arial"/>
-          <w:b w:val="0"/>
-          <w:i w:val="0"/>
-          <w:smallCaps w:val="0"/>
-          <w:strike w:val="0"/>
-          <w:color w:val="000000"/>
-          <w:sz w:val="22"/>
-          <w:szCs w:val="22"/>
-          <w:u w:val="none"/>
-          <w:shd w:fill="auto" w:val="clear"/>
-          <w:vertAlign w:val="baseline"/>
-          <w:rtl w:val="0"/>
-        </w:rPr>
-        <w:t xml:space="preserve">HOTOVO</w:t>
-      </w:r>
-    </w:p>
-  </w:comment>
-  <w:comment w:author="Petr Bureš" w:id="1" w:date="2022-03-28T14:00:29Z">
-    <w:p>
-      <w:pPr>
-        <w:keepNext w:val="0"/>
-        <w:keepLines w:val="0"/>
-        <w:pageBreakBefore w:val="0"/>
-        <w:widowControl w:val="0"/>
-        <w:pBdr>
-          <w:top w:space="0" w:sz="0" w:val="nil"/>
-          <w:left w:space="0" w:sz="0" w:val="nil"/>
-          <w:bottom w:space="0" w:sz="0" w:val="nil"/>
-          <w:right w:space="0" w:sz="0" w:val="nil"/>
-          <w:between w:space="0" w:sz="0" w:val="nil"/>
-        </w:pBdr>
-        <w:shd w:fill="auto" w:val="clear"/>
-        <w:spacing w:after="0" w:before="0" w:line="240" w:lineRule="auto"/>
-        <w:ind w:left="0" w:right="0" w:firstLine="0"/>
-        <w:jc w:val="left"/>
-        <w:rPr>
-          <w:rFonts w:ascii="Arial" w:cs="Arial" w:eastAsia="Arial" w:hAnsi="Arial"/>
-          <w:b w:val="0"/>
-          <w:i w:val="0"/>
-          <w:smallCaps w:val="0"/>
-          <w:strike w:val="0"/>
-          <w:color w:val="000000"/>
-          <w:sz w:val="22"/>
-          <w:szCs w:val="22"/>
-          <w:u w:val="none"/>
-          <w:shd w:fill="auto" w:val="clear"/>
-          <w:vertAlign w:val="baseline"/>
-        </w:rPr>
-      </w:pPr>
-      <w:r>
-        <w:rPr>
-          <w:rFonts w:ascii="Arial" w:cs="Arial" w:eastAsia="Arial" w:hAnsi="Arial"/>
-          <w:b w:val="0"/>
-          <w:i w:val="0"/>
-          <w:smallCaps w:val="0"/>
-          <w:strike w:val="0"/>
-          <w:color w:val="000000"/>
-          <w:sz w:val="22"/>
-          <w:szCs w:val="22"/>
-          <w:u w:val="none"/>
-          <w:shd w:fill="auto" w:val="clear"/>
-          <w:vertAlign w:val="baseline"/>
-          <w:rtl w:val="0"/>
-        </w:rPr>
-        <w:t xml:space="preserve">přidáno do standardlandu https://www.standardland.cz/inteligentni-dopravni-systemy-dopravni-a-cestovni-informace-v-dopravnim-protokolu-expertni-skupiny-druha-generace-tpeg2-cast-23-aplikace-pro-informace-o-multimodalnich-trasach-tpeg2-rmr/t1171</w:t>
-      </w:r>
-    </w:p>
-  </w:comment>
-</w:comments>
-</file>
-
-<file path=word/commentsExtended.xml><?xml version="1.0" encoding="utf-8"?>
-<w15:commentsEx xmlns:mc="http://schemas.openxmlformats.org/markup-compatibility/2006" xmlns:o="urn:schemas-microsoft-com:office:office" xmlns:r="http://schemas.openxmlformats.org/officeDocument/2006/relationships" xmlns:m="http://schemas.openxmlformats.org/officeDocument/2006/math" xmlns:v="urn:schemas-microsoft-com:vml" xmlns:wp="http://schemas.openxmlformats.org/drawingml/2006/wordprocessingDrawing" xmlns:w10="urn:schemas-microsoft-com:office:word" xmlns:w="http://schemas.openxmlformats.org/wordprocessingml/2006/main" xmlns:wne="http://schemas.microsoft.com/office/word/2006/wordml" xmlns:sl="http://schemas.openxmlformats.org/schemaLibrary/2006/main" xmlns:a="http://schemas.openxmlformats.org/drawingml/2006/main" xmlns:pic="http://schemas.openxmlformats.org/drawingml/2006/picture" xmlns:c="http://schemas.openxmlformats.org/drawingml/2006/chart" xmlns:lc="http://schemas.openxmlformats.org/drawingml/2006/lockedCanvas" xmlns:dgm="http://schemas.openxmlformats.org/drawingml/2006/diagram" xmlns:wps="http://schemas.microsoft.com/office/word/2010/wordprocessingShape" xmlns:wpg="http://schemas.microsoft.com/office/word/2010/wordprocessingGroup" xmlns:w14="http://schemas.microsoft.com/office/word/2010/wordml" xmlns:w15="http://schemas.microsoft.com/office/word/2012/wordml">
-  <w15:commentEx w15:paraId="000000B0" w15:done="0"/>
-  <w15:commentEx w15:paraId="000000B1" w15:paraIdParent="000000B0" w15:done="0"/>
-</w15:commentsEx>
 </file>
 
 <file path=word/footer1.xml><?xml version="1.0" encoding="utf-8"?>

--- a/extrakty/doc/TC278WG4/extract_21219-23_(2021).docx
+++ b/extrakty/doc/TC278WG4/extract_21219-23_(2021).docx
@@ -508,38 +508,14 @@
     </w:p>
     <w:p>
       <w:pPr>
-        <w:pBdr>
-          <w:top w:space="0" w:sz="0" w:val="nil"/>
-          <w:left w:space="0" w:sz="0" w:val="nil"/>
-          <w:bottom w:space="0" w:sz="0" w:val="nil"/>
-          <w:right w:space="0" w:sz="0" w:val="nil"/>
-          <w:between w:space="0" w:sz="0" w:val="nil"/>
-        </w:pBdr>
-        <w:spacing w:after="200" w:before="240" w:line="240" w:lineRule="auto"/>
         <w:ind w:left="0" w:hanging="2"/>
-        <w:rPr>
-          <w:rFonts w:ascii="Times New Roman" w:cs="Times New Roman" w:eastAsia="Times New Roman" w:hAnsi="Times New Roman"/>
-          <w:color w:val="000000"/>
-          <w:sz w:val="24"/>
-          <w:szCs w:val="24"/>
-        </w:rPr>
-      </w:pPr>
-      <w:bookmarkStart w:colFirst="0" w:colLast="0" w:name="_heading=h.3znysh7" w:id="5"/>
-      <w:bookmarkEnd w:id="5"/>
-      <w:r>
-        <w:rPr>
-          <w:i w:val="1"/>
-          <w:color w:val="000000"/>
-          <w:sz w:val="18"/>
-          <w:szCs w:val="18"/>
+        <w:rPr/>
+      </w:pPr>
+      <w:r>
+        <w:rPr>
           <w:rtl w:val="0"/>
         </w:rPr>
         <w:t xml:space="preserve">Poznámka: Extrakt uvádí vybrané kapitoly popisovaného dokumentu a přejímá původní číslování kapitol.</w:t>
-      </w:r>
-      <w:r>
-        <w:rPr>
-          <w:rtl w:val="0"/>
-        </w:rPr>
       </w:r>
     </w:p>
     <w:p>
@@ -577,42 +553,13 @@
         <w:ind w:left="0" w:hanging="2"/>
         <w:rPr/>
       </w:pPr>
-      <w:bookmarkStart w:colFirst="0" w:colLast="0" w:name="_heading=h.8kdf5wup1at0" w:id="8"/>
-      <w:bookmarkEnd w:id="8"/>
-      <w:r>
-        <w:rPr>
-          <w:rtl w:val="0"/>
-        </w:rPr>
-        <w:t xml:space="preserve">Souvisící normy</w:t>
-      </w:r>
-    </w:p>
-    <w:p>
-      <w:pPr>
-        <w:ind w:left="0" w:hanging="2"/>
-        <w:rPr/>
-      </w:pPr>
-      <w:bookmarkStart w:colFirst="0" w:colLast="0" w:name="_heading=h.2s8eyo1" w:id="9"/>
-      <w:bookmarkEnd w:id="9"/>
-      <w:r>
-        <w:rPr>
-          <w:rtl w:val="0"/>
-        </w:rPr>
-        <w:t xml:space="preserve">Popisovaný dokument uvádí 10 normativních odkazů na normu TPEG2 ISO 21219 části 1-6,14; TPEG1 ISO 18234-3,11 a specifikaci TISA SP10022. Klíčové normy jsou: kontejner odkazování na polohu (18234-11, TPEG1-LRC) a informace o parkování (21219-14, TPEG2-PKI). Pro sestavení zpráv z kontejnerů, odvození z modelu UML, vysílání zpráv a řízení datového toku jsou použity další části normy TPEG2 (1-6) a TPEG1 3. </w:t>
-      </w:r>
-    </w:p>
-    <w:p>
-      <w:pPr>
-        <w:pStyle w:val="Heading1"/>
-        <w:ind w:left="0" w:hanging="2"/>
-        <w:rPr/>
-      </w:pPr>
       <w:bookmarkStart w:colFirst="0" w:colLast="0" w:name="_heading=h.exlj16mcv1lp" w:id="10"/>
       <w:bookmarkEnd w:id="10"/>
       <w:r>
         <w:rPr>
           <w:rtl w:val="0"/>
         </w:rPr>
-        <w:t xml:space="preserve">1 Předmět</w:t>
+        <w:t xml:space="preserve">1 Předmět normy</w:t>
       </w:r>
     </w:p>
     <w:p>
@@ -685,6 +632,35 @@
         <w:rPr>
           <w:rtl w:val="0"/>
         </w:rPr>
+      </w:r>
+    </w:p>
+    <w:p>
+      <w:pPr>
+        <w:pStyle w:val="Heading1"/>
+        <w:ind w:left="0" w:hanging="2"/>
+        <w:rPr/>
+      </w:pPr>
+      <w:bookmarkStart w:colFirst="0" w:colLast="0" w:name="_heading=h.8kdf5wup1at0" w:id="8"/>
+      <w:bookmarkEnd w:id="8"/>
+      <w:r>
+        <w:rPr>
+          <w:rtl w:val="0"/>
+        </w:rPr>
+        <w:t xml:space="preserve">2 Souvisící normy</w:t>
+      </w:r>
+    </w:p>
+    <w:p>
+      <w:pPr>
+        <w:ind w:left="0" w:hanging="2"/>
+        <w:rPr/>
+      </w:pPr>
+      <w:bookmarkStart w:colFirst="0" w:colLast="0" w:name="_heading=h.2s8eyo1" w:id="9"/>
+      <w:bookmarkEnd w:id="9"/>
+      <w:r>
+        <w:rPr>
+          <w:rtl w:val="0"/>
+        </w:rPr>
+        <w:t xml:space="preserve">Popisovaný dokument uvádí 10 normativních odkazů na normu TPEG2 ISO 21219 části 1-6,14; TPEG1 ISO 18234-3,11 a specifikaci TISA SP10022. Klíčové normy jsou: kontejner odkazování na polohu (18234-11, TPEG1-LRC) a informace o parkování (21219-14, TPEG2-PKI). Pro sestavení zpráv z kontejnerů, odvození z modelu UML, vysílání zpráv a řízení datového toku jsou použity další části normy TPEG2 (1-6) a TPEG1 3. </w:t>
       </w:r>
     </w:p>
     <w:p>
@@ -862,6 +838,18 @@
     </w:p>
     <w:p>
       <w:pPr>
+        <w:ind w:left="0" w:hanging="2"/>
+        <w:rPr/>
+      </w:pPr>
+      <w:r>
+        <w:rPr>
+          <w:rtl w:val="0"/>
+        </w:rPr>
+        <w:t xml:space="preserve">Další termíny a zkratky z oboru ITS jsou obsaženy ve slovníku ITS terminology.</w:t>
+      </w:r>
+    </w:p>
+    <w:p>
+      <w:pPr>
         <w:pStyle w:val="Heading1"/>
         <w:ind w:left="0" w:hanging="2"/>
         <w:rPr/>
@@ -872,7 +860,7 @@
         <w:rPr>
           <w:rtl w:val="0"/>
         </w:rPr>
-        <w:t xml:space="preserve">4 Zkratky</w:t>
+        <w:t xml:space="preserve">4 Symboly a zkratky</w:t>
       </w:r>
     </w:p>
     <w:p>
@@ -1209,54 +1197,14 @@
     </w:p>
     <w:p>
       <w:pPr>
-        <w:pBdr>
-          <w:top w:space="0" w:sz="0" w:val="nil"/>
-          <w:left w:space="0" w:sz="0" w:val="nil"/>
-          <w:bottom w:space="0" w:sz="0" w:val="nil"/>
-          <w:right w:space="0" w:sz="0" w:val="nil"/>
-          <w:between w:space="0" w:sz="0" w:val="nil"/>
-        </w:pBdr>
         <w:ind w:left="0" w:hanging="2"/>
-        <w:rPr>
-          <w:color w:val="000000"/>
-        </w:rPr>
-      </w:pPr>
-      <w:r>
-        <w:rPr>
-          <w:i w:val="1"/>
-          <w:color w:val="000000"/>
-          <w:sz w:val="18"/>
-          <w:szCs w:val="18"/>
-          <w:rtl w:val="0"/>
-        </w:rPr>
-        <w:t xml:space="preserve">Poznámka: Další termíny a zkratky z oboru ITS jsou obsaženy ve slovníku ITS terminology (</w:t>
-      </w:r>
-      <w:hyperlink r:id="rId10">
-        <w:r>
-          <w:rPr>
-            <w:i w:val="1"/>
-            <w:color w:val="000000"/>
-            <w:sz w:val="18"/>
-            <w:szCs w:val="18"/>
-            <w:rtl w:val="0"/>
-          </w:rPr>
-          <w:t xml:space="preserve">www.itsterminology.org</w:t>
-        </w:r>
-      </w:hyperlink>
-      <w:r>
-        <w:rPr>
-          <w:i w:val="1"/>
-          <w:color w:val="000000"/>
-          <w:sz w:val="18"/>
-          <w:szCs w:val="18"/>
-          <w:rtl w:val="0"/>
-        </w:rPr>
-        <w:t xml:space="preserve">).</w:t>
-      </w:r>
-      <w:r>
-        <w:rPr>
-          <w:rtl w:val="0"/>
-        </w:rPr>
+        <w:rPr/>
+      </w:pPr>
+      <w:r>
+        <w:rPr>
+          <w:rtl w:val="0"/>
+        </w:rPr>
+        <w:t xml:space="preserve">Další termíny a zkratky z oboru ITS jsou obsaženy ve slovníku ITS terminology (www.ITSterminology.org).</w:t>
       </w:r>
     </w:p>
     <w:p>

--- a/extrakty/doc/TC278WG4/extract_21219-23_(2021).docx
+++ b/extrakty/doc/TC278WG4/extract_21219-23_(2021).docx
@@ -365,7 +365,7 @@
                 <w:szCs w:val="28"/>
                 <w:rtl w:val="0"/>
               </w:rPr>
-              <w:t xml:space="preserve">01 8388</w:t>
+              <w:t xml:space="preserve"/>
             </w:r>
             <w:r>
               <w:rPr>
